--- a/Resumo das atividades da semana passada e o que vai ser feito nesta semana.docx
+++ b/Resumo das atividades da semana passada e o que vai ser feito nesta semana.docx
@@ -110,6 +110,132 @@
         <w:t>Conforme planejamento, estou dentro do cronograma.</w:t>
       </w:r>
     </w:p>
+    <w:p/>
+    <w:p/>
+    <w:p/>
+    <w:p/>
+    <w:p/>
+    <w:p/>
+    <w:p/>
+    <w:p/>
+    <w:p>
+      <w:r>
+        <w:rPr>
+          <w:b/>
+          <w:bCs/>
+        </w:rPr>
+        <w:lastRenderedPageBreak/>
+        <w:t>Resumo das Atividades – Semana Anterior</w:t>
+      </w:r>
+      <w:r>
+        <w:rPr>
+          <w:b/>
+          <w:bCs/>
+        </w:rPr>
+        <w:t xml:space="preserve"> (17/12/2025)</w:t>
+      </w:r>
+    </w:p>
+    <w:p>
+      <w:r>
+        <w:t xml:space="preserve">Na semana passada foi realizada a montagem física completa da plataforma de hardware do projeto. Todos os módulos previstos foram integrados à placa </w:t>
+      </w:r>
+      <w:proofErr w:type="spellStart"/>
+      <w:r>
+        <w:t>BitDogLab</w:t>
+      </w:r>
+      <w:proofErr w:type="spellEnd"/>
+      <w:r>
+        <w:t>, baseada no Raspberry Pi Pico W, incluindo os sensores ambientais, o módulo de medição de energia e o display TFT. As conexões elétricas e de comunicação (I²C, UART e alimentação) foram implementadas e verificadas, permitindo a consolidação da arquitetura de hardware definida no pré-projeto. Essa etapa possibilitou a validação inicial da integração física dos dispositivos e estabeleceu uma base sólida para o avanço do desenvolvimento do firmware.</w:t>
+      </w:r>
+    </w:p>
+    <w:p>
+      <w:r>
+        <w:pict w14:anchorId="43AA155A">
+          <v:rect id="_x0000_i1026" style="width:0;height:1.5pt" o:hralign="center" o:hrstd="t" o:hr="t" fillcolor="#a0a0a0" stroked="f"/>
+        </w:pict>
+      </w:r>
+    </w:p>
+    <w:p>
+      <w:r>
+        <w:rPr>
+          <w:b/>
+          <w:bCs/>
+        </w:rPr>
+        <w:t>Planejamento – Semana Atual</w:t>
+      </w:r>
+    </w:p>
+    <w:p>
+      <w:r>
+        <w:t xml:space="preserve">Nesta semana o foco será a continuidade do desenvolvimento do firmware utilizando </w:t>
+      </w:r>
+      <w:proofErr w:type="spellStart"/>
+      <w:r>
+        <w:t>FreeRTOS</w:t>
+      </w:r>
+      <w:proofErr w:type="spellEnd"/>
+      <w:r>
+        <w:t xml:space="preserve">. As atividades incluem a organização e refinamento das </w:t>
+      </w:r>
+      <w:proofErr w:type="spellStart"/>
+      <w:r>
+        <w:t>tasks</w:t>
+      </w:r>
+      <w:proofErr w:type="spellEnd"/>
+      <w:r>
+        <w:t>, integração dos drivers dos sensores e do display TFT, além da validação das leituras em conjunto com a plataforma de hardware já montada. Também será dada continuidade à estruturação do fluxo de dados do sistema, preparando o ambiente para as próximas etapas de comunicação e testes funcionais do sistema IoT.</w:t>
+      </w:r>
+    </w:p>
+    <w:p>
+      <w:r>
+        <w:rPr>
+          <w:noProof/>
+        </w:rPr>
+        <w:drawing>
+          <wp:inline distT="0" distB="0" distL="0" distR="0" wp14:anchorId="55B26A44" wp14:editId="70A71260">
+            <wp:extent cx="4051300" cy="5400040"/>
+            <wp:effectExtent l="0" t="7620" r="0" b="0"/>
+            <wp:docPr id="1024765078" name="Imagem 1"/>
+            <wp:cNvGraphicFramePr>
+              <a:graphicFrameLocks xmlns:a="http://schemas.openxmlformats.org/drawingml/2006/main" noChangeAspect="1"/>
+            </wp:cNvGraphicFramePr>
+            <a:graphic xmlns:a="http://schemas.openxmlformats.org/drawingml/2006/main">
+              <a:graphicData uri="http://schemas.openxmlformats.org/drawingml/2006/picture">
+                <pic:pic xmlns:pic="http://schemas.openxmlformats.org/drawingml/2006/picture">
+                  <pic:nvPicPr>
+                    <pic:cNvPr id="1024765078" name="Imagem 1024765078"/>
+                    <pic:cNvPicPr/>
+                  </pic:nvPicPr>
+                  <pic:blipFill>
+                    <a:blip r:embed="rId4" cstate="print">
+                      <a:extLst>
+                        <a:ext uri="{28A0092B-C50C-407E-A947-70E740481C1C}">
+                          <a14:useLocalDpi xmlns:a14="http://schemas.microsoft.com/office/drawing/2010/main" val="0"/>
+                        </a:ext>
+                      </a:extLst>
+                    </a:blip>
+                    <a:stretch>
+                      <a:fillRect/>
+                    </a:stretch>
+                  </pic:blipFill>
+                  <pic:spPr>
+                    <a:xfrm rot="16200000">
+                      <a:off x="0" y="0"/>
+                      <a:ext cx="4051300" cy="5400040"/>
+                    </a:xfrm>
+                    <a:prstGeom prst="rect">
+                      <a:avLst/>
+                    </a:prstGeom>
+                  </pic:spPr>
+                </pic:pic>
+              </a:graphicData>
+            </a:graphic>
+          </wp:inline>
+        </w:drawing>
+      </w:r>
+    </w:p>
+    <w:p/>
+    <w:p/>
+    <w:p/>
     <w:p/>
     <w:sectPr>
       <w:pgSz w:w="11906" w:h="16838"/>

--- a/Resumo das atividades da semana passada e o que vai ser feito nesta semana.docx
+++ b/Resumo das atividades da semana passada e o que vai ser feito nesta semana.docx
@@ -125,19 +125,25 @@
           <w:bCs/>
         </w:rPr>
         <w:lastRenderedPageBreak/>
-        <w:t>Resumo das Atividades – Semana Anterior</w:t>
+        <w:t>Resumo das Atividades</w:t>
       </w:r>
       <w:r>
         <w:rPr>
           <w:b/>
           <w:bCs/>
         </w:rPr>
-        <w:t xml:space="preserve"> (17/12/2025)</w:t>
+        <w:t xml:space="preserve"> Executadas </w:t>
       </w:r>
     </w:p>
     <w:p>
-      <w:r>
-        <w:t xml:space="preserve">Na semana passada foi realizada a montagem física completa da plataforma de hardware do projeto. Todos os módulos previstos foram integrados à placa </w:t>
+      <w:pPr>
+        <w:jc w:val="both"/>
+      </w:pPr>
+      <w:r>
+        <w:t>Atividades executadas:</w:t>
+      </w:r>
+      <w:r>
+        <w:t xml:space="preserve"> montagem física completa da plataforma de hardware do projeto. Todos os módulos previstos foram integrados à placa </w:t>
       </w:r>
       <w:proofErr w:type="spellStart"/>
       <w:r>
@@ -146,13 +152,6 @@
       <w:proofErr w:type="spellEnd"/>
       <w:r>
         <w:t>, baseada no Raspberry Pi Pico W, incluindo os sensores ambientais, o módulo de medição de energia e o display TFT. As conexões elétricas e de comunicação (I²C, UART e alimentação) foram implementadas e verificadas, permitindo a consolidação da arquitetura de hardware definida no pré-projeto. Essa etapa possibilitou a validação inicial da integração física dos dispositivos e estabeleceu uma base sólida para o avanço do desenvolvimento do firmware.</w:t>
-      </w:r>
-    </w:p>
-    <w:p>
-      <w:r>
-        <w:pict w14:anchorId="43AA155A">
-          <v:rect id="_x0000_i1026" style="width:0;height:1.5pt" o:hralign="center" o:hrstd="t" o:hr="t" fillcolor="#a0a0a0" stroked="f"/>
-        </w:pict>
       </w:r>
     </w:p>
     <w:p>
@@ -161,10 +160,20 @@
           <w:b/>
           <w:bCs/>
         </w:rPr>
-        <w:t>Planejamento – Semana Atual</w:t>
+        <w:t>Planejamento</w:t>
+      </w:r>
+      <w:r>
+        <w:rPr>
+          <w:b/>
+          <w:bCs/>
+        </w:rPr>
+        <w:t xml:space="preserve"> a Realizar</w:t>
       </w:r>
     </w:p>
     <w:p>
+      <w:pPr>
+        <w:jc w:val="both"/>
+      </w:pPr>
       <w:r>
         <w:t xml:space="preserve">Nesta semana o foco será a continuidade do desenvolvimento do firmware utilizando </w:t>
       </w:r>
@@ -233,8 +242,6 @@
         </w:drawing>
       </w:r>
     </w:p>
-    <w:p/>
-    <w:p/>
     <w:p/>
     <w:p/>
     <w:sectPr>
